--- a/material/Systemabsturz_Teamset_Schwer.docx
+++ b/material/Systemabsturz_Teamset_Schwer.docx
@@ -3685,7 +3685,7 @@
                 <w:sz w:val="22"/>
                 <w:szCs w:val="22"/>
               </w:rPr>
-              <w:t xml:space="preserve">Die Summe ist der Override-Code. Gebt ihn dreistellig im Terminal ein (zum Beispiel 065) und drückt den roten Buzzer!</w:t>
+              <w:t xml:space="preserve">Die Summe ist der Override-Code. Gebt ihn dreistellig im Terminal ein (zum Beispiel 042) und drückt den roten Buzzer!</w:t>
             </w:r>
           </w:p>
         </w:tc>
